--- a/benchmark/outputs/gold/form_008_B.docx
+++ b/benchmark/outputs/gold/form_008_B.docx
@@ -17,12 +17,12 @@
         <w:autoSpaceDE w:val="0"/>
         <w:widowControl/>
         <w:spacing w:line="318" w:lineRule="exact" w:before="96" w:after="314"/>
-        <w:ind w:left="3168" w:right="3312" w:firstLine="0"/>
+        <w:ind w:firstLine="0"/>
         <w:jc w:val="center"/>
       </w:pPr>
       <w:r>
         <w:rPr>
-          <w:rFonts w:ascii="Helvetica" w:hAnsi="Helvetica" w:eastAsia="Helvetica"/>
+          <w:rFonts w:ascii="Arial" w:hAnsi="Arial" w:eastAsia="Helvetica"/>
           <w:b/>
           <w:i w:val="0"/>
           <w:color w:val="1E1E23"/>
@@ -35,7 +35,7 @@
       </w:r>
       <w:r>
         <w:rPr>
-          <w:rFonts w:ascii="Helvetica" w:hAnsi="Helvetica" w:eastAsia="Helvetica"/>
+          <w:rFonts w:ascii="Arial" w:hAnsi="Arial" w:eastAsia="Helvetica"/>
           <w:b w:val="0"/>
           <w:i w:val="0"/>
           <w:color w:val="72727A"/>
@@ -81,7 +81,7 @@
             </w:pPr>
             <w:r>
               <w:rPr>
-                <w:rFonts w:ascii="Helvetica" w:hAnsi="Helvetica" w:eastAsia="Helvetica"/>
+                <w:rFonts w:ascii="Arial" w:hAnsi="Arial" w:eastAsia="Helvetica"/>
                 <w:b w:val="0"/>
                 <w:i w:val="0"/>
                 <w:color w:val="1E1E23"/>
@@ -113,7 +113,7 @@
             </w:pPr>
             <w:r>
               <w:rPr>
-                <w:rFonts w:ascii="Courier" w:hAnsi="Courier" w:eastAsia="Courier"/>
+                <w:rFonts w:ascii="Courier New" w:hAnsi="Courier New" w:eastAsia="Courier"/>
                 <w:b w:val="0"/>
                 <w:i w:val="0"/>
                 <w:color w:val="263372"/>
@@ -151,7 +151,7 @@
             </w:pPr>
             <w:r>
               <w:rPr>
-                <w:rFonts w:ascii="Helvetica" w:hAnsi="Helvetica" w:eastAsia="Helvetica"/>
+                <w:rFonts w:ascii="Arial" w:hAnsi="Arial" w:eastAsia="Helvetica"/>
                 <w:b w:val="0"/>
                 <w:i w:val="0"/>
                 <w:color w:val="1E1E23"/>
@@ -184,7 +184,7 @@
             </w:pPr>
             <w:r>
               <w:rPr>
-                <w:rFonts w:ascii="Courier" w:hAnsi="Courier" w:eastAsia="Courier"/>
+                <w:rFonts w:ascii="Courier New" w:hAnsi="Courier New" w:eastAsia="Courier"/>
                 <w:b w:val="0"/>
                 <w:i w:val="0"/>
                 <w:color w:val="263372"/>
@@ -222,7 +222,7 @@
             </w:pPr>
             <w:r>
               <w:rPr>
-                <w:rFonts w:ascii="Helvetica" w:hAnsi="Helvetica" w:eastAsia="Helvetica"/>
+                <w:rFonts w:ascii="Arial" w:hAnsi="Arial" w:eastAsia="Helvetica"/>
                 <w:b w:val="0"/>
                 <w:i w:val="0"/>
                 <w:color w:val="1E1E23"/>
@@ -255,7 +255,7 @@
             </w:pPr>
             <w:r>
               <w:rPr>
-                <w:rFonts w:ascii="Courier" w:hAnsi="Courier" w:eastAsia="Courier"/>
+                <w:rFonts w:ascii="Courier New" w:hAnsi="Courier New" w:eastAsia="Courier"/>
                 <w:b w:val="0"/>
                 <w:i w:val="0"/>
                 <w:color w:val="263372"/>
@@ -293,7 +293,7 @@
             </w:pPr>
             <w:r>
               <w:rPr>
-                <w:rFonts w:ascii="Helvetica" w:hAnsi="Helvetica" w:eastAsia="Helvetica"/>
+                <w:rFonts w:ascii="Arial" w:hAnsi="Arial" w:eastAsia="Helvetica"/>
                 <w:b w:val="0"/>
                 <w:i w:val="0"/>
                 <w:color w:val="1E1E23"/>
@@ -326,7 +326,7 @@
             </w:pPr>
             <w:r>
               <w:rPr>
-                <w:rFonts w:ascii="Courier" w:hAnsi="Courier" w:eastAsia="Courier"/>
+                <w:rFonts w:ascii="Courier New" w:hAnsi="Courier New" w:eastAsia="Courier"/>
                 <w:b w:val="0"/>
                 <w:i w:val="0"/>
                 <w:color w:val="263372"/>
@@ -364,7 +364,7 @@
             </w:pPr>
             <w:r>
               <w:rPr>
-                <w:rFonts w:ascii="Helvetica" w:hAnsi="Helvetica" w:eastAsia="Helvetica"/>
+                <w:rFonts w:ascii="Arial" w:hAnsi="Arial" w:eastAsia="Helvetica"/>
                 <w:b w:val="0"/>
                 <w:i w:val="0"/>
                 <w:color w:val="1E1E23"/>
@@ -397,7 +397,7 @@
             </w:pPr>
             <w:r>
               <w:rPr>
-                <w:rFonts w:ascii="Courier" w:hAnsi="Courier" w:eastAsia="Courier"/>
+                <w:rFonts w:ascii="Courier New" w:hAnsi="Courier New" w:eastAsia="Courier"/>
                 <w:b w:val="0"/>
                 <w:i w:val="0"/>
                 <w:color w:val="263372"/>
@@ -435,7 +435,7 @@
             </w:pPr>
             <w:r>
               <w:rPr>
-                <w:rFonts w:ascii="Helvetica" w:hAnsi="Helvetica" w:eastAsia="Helvetica"/>
+                <w:rFonts w:ascii="Arial" w:hAnsi="Arial" w:eastAsia="Helvetica"/>
                 <w:b w:val="0"/>
                 <w:i w:val="0"/>
                 <w:color w:val="1E1E23"/>
@@ -468,7 +468,7 @@
             </w:pPr>
             <w:r>
               <w:rPr>
-                <w:rFonts w:ascii="Courier" w:hAnsi="Courier" w:eastAsia="Courier"/>
+                <w:rFonts w:ascii="Courier New" w:hAnsi="Courier New" w:eastAsia="Courier"/>
                 <w:b w:val="0"/>
                 <w:i w:val="0"/>
                 <w:color w:val="263372"/>
@@ -506,7 +506,7 @@
             </w:pPr>
             <w:r>
               <w:rPr>
-                <w:rFonts w:ascii="Helvetica" w:hAnsi="Helvetica" w:eastAsia="Helvetica"/>
+                <w:rFonts w:ascii="Arial" w:hAnsi="Arial" w:eastAsia="Helvetica"/>
                 <w:b w:val="0"/>
                 <w:i w:val="0"/>
                 <w:color w:val="1E1E23"/>
@@ -539,7 +539,7 @@
             </w:pPr>
             <w:r>
               <w:rPr>
-                <w:rFonts w:ascii="Courier" w:hAnsi="Courier" w:eastAsia="Courier"/>
+                <w:rFonts w:ascii="Courier New" w:hAnsi="Courier New" w:eastAsia="Courier"/>
                 <w:b w:val="0"/>
                 <w:i w:val="0"/>
                 <w:color w:val="263372"/>
@@ -577,7 +577,7 @@
             </w:pPr>
             <w:r>
               <w:rPr>
-                <w:rFonts w:ascii="Helvetica" w:hAnsi="Helvetica" w:eastAsia="Helvetica"/>
+                <w:rFonts w:ascii="Arial" w:hAnsi="Arial" w:eastAsia="Helvetica"/>
                 <w:b w:val="0"/>
                 <w:i w:val="0"/>
                 <w:color w:val="1E1E23"/>
@@ -610,7 +610,7 @@
             </w:pPr>
             <w:r>
               <w:rPr>
-                <w:rFonts w:ascii="Courier" w:hAnsi="Courier" w:eastAsia="Courier"/>
+                <w:rFonts w:ascii="Courier New" w:hAnsi="Courier New" w:eastAsia="Courier"/>
                 <w:b w:val="0"/>
                 <w:i w:val="0"/>
                 <w:color w:val="263372"/>
@@ -648,7 +648,7 @@
             </w:pPr>
             <w:r>
               <w:rPr>
-                <w:rFonts w:ascii="Helvetica" w:hAnsi="Helvetica" w:eastAsia="Helvetica"/>
+                <w:rFonts w:ascii="Arial" w:hAnsi="Arial" w:eastAsia="Helvetica"/>
                 <w:b w:val="0"/>
                 <w:i w:val="0"/>
                 <w:color w:val="1E1E23"/>
@@ -681,7 +681,7 @@
             </w:pPr>
             <w:r>
               <w:rPr>
-                <w:rFonts w:ascii="Courier" w:hAnsi="Courier" w:eastAsia="Courier"/>
+                <w:rFonts w:ascii="Courier New" w:hAnsi="Courier New" w:eastAsia="Courier"/>
                 <w:b w:val="0"/>
                 <w:i w:val="0"/>
                 <w:color w:val="263372"/>
